--- a/data/ai_paras/AI_para_73.docx
+++ b/data/ai_paras/AI_para_73.docx
@@ -4,7 +4,7 @@
   <w:body>
     <w:p>
       <w:r>
-        <w:t>Epidemics modeling serves as a crucial tool in the field of epidemiology, offering valuable insights into the dynamics of disease outbreaks. By utilizing mathematical and computational frameworks, these models help us understand how diseases spread within populations, predict potential future scenarios, and evaluate the effectiveness of various intervention strategies. This understanding is essential for public health officials and policymakers as they formulate strategies to mitigate the impact of infectious diseases. Moreover, epidemics modeling provides a structured approach to assessing the potential outcomes of different public health measures, such as quarantine, vaccination, and social distancing. Through these simulations, we gain the ability to make informed decisions that can significantly reduce the negative consequences of epidemics on society.</w:t>
+        <w:t>Interdisciplinary collaboration is essential in developing robust epidemics modeling frameworks, as it integrates diverse expertise and perspectives from various fields. By involving specialists from epidemiology, mathematics, computer science, and public health, these collaborative efforts enhance the comprehensiveness and applicability of models (Ref-u075576). The integration of knowledge from different disciplines allows for the incorporation of advanced methodologies and innovative approaches, improving model accuracy and reliability. For instance, computational scientists contribute powerful algorithms and data processing techniques, while public health experts provide insights into practical applications and policy implications (Ref-u075576). This collaborative approach not only strengthens the technical foundation of epidemic models but also ensures that they are aligned with real-world challenges and can effectively inform public health strategies.</w:t>
       </w:r>
     </w:p>
     <w:sectPr>
